--- a/20250505_Bank/03_document/项目思路 - Derek.docx
+++ b/20250505_Bank/03_document/项目思路 - Derek.docx
@@ -695,7 +695,6 @@
                 <w:rFonts w:asciiTheme="minorEastAsia" w:eastAsiaTheme="minorEastAsia" w:hAnsiTheme="minorEastAsia"/>
               </w:rPr>
             </w:pPr>
-            <w:proofErr w:type="spellStart"/>
             <w:r>
               <w:rPr>
                 <w:rFonts w:asciiTheme="minorEastAsia" w:eastAsiaTheme="minorEastAsia" w:hAnsiTheme="minorEastAsia"/>
@@ -703,7 +702,6 @@
               </w:rPr>
               <w:t>companyId</w:t>
             </w:r>
-            <w:proofErr w:type="spellEnd"/>
           </w:p>
         </w:tc>
         <w:tc>
@@ -758,7 +756,6 @@
                 <w:rFonts w:asciiTheme="minorEastAsia" w:eastAsiaTheme="minorEastAsia" w:hAnsiTheme="minorEastAsia"/>
               </w:rPr>
             </w:pPr>
-            <w:proofErr w:type="spellStart"/>
             <w:r>
               <w:rPr>
                 <w:rFonts w:asciiTheme="minorEastAsia" w:eastAsiaTheme="minorEastAsia" w:hAnsiTheme="minorEastAsia"/>
@@ -766,7 +763,6 @@
               </w:rPr>
               <w:t>companyName</w:t>
             </w:r>
-            <w:proofErr w:type="spellEnd"/>
           </w:p>
         </w:tc>
         <w:tc>
@@ -814,7 +810,6 @@
                 <w:rFonts w:asciiTheme="minorEastAsia" w:eastAsiaTheme="minorEastAsia" w:hAnsiTheme="minorEastAsia"/>
               </w:rPr>
             </w:pPr>
-            <w:proofErr w:type="spellStart"/>
             <w:r>
               <w:rPr>
                 <w:rFonts w:asciiTheme="minorEastAsia" w:eastAsiaTheme="minorEastAsia" w:hAnsiTheme="minorEastAsia"/>
@@ -822,7 +817,6 @@
               </w:rPr>
               <w:t>companySize</w:t>
             </w:r>
-            <w:proofErr w:type="spellEnd"/>
           </w:p>
         </w:tc>
         <w:tc>
@@ -870,7 +864,6 @@
                 <w:rFonts w:asciiTheme="minorEastAsia" w:eastAsiaTheme="minorEastAsia" w:hAnsiTheme="minorEastAsia"/>
               </w:rPr>
             </w:pPr>
-            <w:proofErr w:type="spellStart"/>
             <w:r>
               <w:rPr>
                 <w:rFonts w:asciiTheme="minorEastAsia" w:eastAsiaTheme="minorEastAsia" w:hAnsiTheme="minorEastAsia"/>
@@ -878,7 +871,6 @@
               </w:rPr>
               <w:t>companyUrl</w:t>
             </w:r>
-            <w:proofErr w:type="spellEnd"/>
           </w:p>
         </w:tc>
         <w:tc>
@@ -932,7 +924,6 @@
                 <w:rFonts w:asciiTheme="minorEastAsia" w:eastAsiaTheme="minorEastAsia" w:hAnsiTheme="minorEastAsia"/>
               </w:rPr>
             </w:pPr>
-            <w:proofErr w:type="spellStart"/>
             <w:r>
               <w:rPr>
                 <w:rFonts w:asciiTheme="minorEastAsia" w:eastAsiaTheme="minorEastAsia" w:hAnsiTheme="minorEastAsia"/>
@@ -940,7 +931,6 @@
               </w:rPr>
               <w:t>companyLocation</w:t>
             </w:r>
-            <w:proofErr w:type="spellEnd"/>
           </w:p>
         </w:tc>
         <w:tc>
@@ -988,7 +978,6 @@
                 <w:rFonts w:asciiTheme="minorEastAsia" w:eastAsiaTheme="minorEastAsia" w:hAnsiTheme="minorEastAsia"/>
               </w:rPr>
             </w:pPr>
-            <w:proofErr w:type="spellStart"/>
             <w:r>
               <w:rPr>
                 <w:rFonts w:asciiTheme="minorEastAsia" w:eastAsiaTheme="minorEastAsia" w:hAnsiTheme="minorEastAsia"/>
@@ -996,7 +985,6 @@
               </w:rPr>
               <w:t>com_user_id</w:t>
             </w:r>
-            <w:proofErr w:type="spellEnd"/>
           </w:p>
         </w:tc>
         <w:tc>
@@ -1055,7 +1043,6 @@
                 <w:lang w:val="en-US"/>
               </w:rPr>
             </w:pPr>
-            <w:proofErr w:type="spellStart"/>
             <w:r>
               <w:rPr>
                 <w:rFonts w:asciiTheme="minorEastAsia" w:eastAsiaTheme="minorEastAsia" w:hAnsiTheme="minorEastAsia"/>
@@ -1065,7 +1052,6 @@
               </w:rPr>
               <w:t>reviewDateTime</w:t>
             </w:r>
-            <w:proofErr w:type="spellEnd"/>
           </w:p>
         </w:tc>
         <w:tc>
@@ -1125,7 +1111,6 @@
                 <w:color w:val="FF0000"/>
               </w:rPr>
             </w:pPr>
-            <w:proofErr w:type="spellStart"/>
             <w:r>
               <w:rPr>
                 <w:rFonts w:asciiTheme="minorEastAsia" w:eastAsiaTheme="minorEastAsia" w:hAnsiTheme="minorEastAsia"/>
@@ -1135,7 +1120,6 @@
               </w:rPr>
               <w:t>jobTitle</w:t>
             </w:r>
-            <w:proofErr w:type="spellEnd"/>
           </w:p>
         </w:tc>
         <w:tc>
@@ -1195,7 +1179,6 @@
                 <w:color w:val="FF0000"/>
               </w:rPr>
             </w:pPr>
-            <w:proofErr w:type="spellStart"/>
             <w:r>
               <w:rPr>
                 <w:rFonts w:asciiTheme="minorEastAsia" w:eastAsiaTheme="minorEastAsia" w:hAnsiTheme="minorEastAsia"/>
@@ -1205,7 +1188,6 @@
               </w:rPr>
               <w:t>isCurrentJob</w:t>
             </w:r>
-            <w:proofErr w:type="spellEnd"/>
           </w:p>
         </w:tc>
         <w:tc>
@@ -1305,7 +1287,6 @@
                 <w:color w:val="FF0000"/>
               </w:rPr>
             </w:pPr>
-            <w:proofErr w:type="spellStart"/>
             <w:r>
               <w:rPr>
                 <w:rFonts w:asciiTheme="minorEastAsia" w:eastAsiaTheme="minorEastAsia" w:hAnsiTheme="minorEastAsia"/>
@@ -1315,7 +1296,6 @@
               </w:rPr>
               <w:t>LengthOfEmployment</w:t>
             </w:r>
-            <w:proofErr w:type="spellEnd"/>
           </w:p>
         </w:tc>
         <w:tc>
@@ -1375,7 +1355,6 @@
                 <w:color w:val="FF0000"/>
               </w:rPr>
             </w:pPr>
-            <w:proofErr w:type="spellStart"/>
             <w:r>
               <w:rPr>
                 <w:rFonts w:asciiTheme="minorEastAsia" w:eastAsiaTheme="minorEastAsia" w:hAnsiTheme="minorEastAsia"/>
@@ -1385,7 +1364,6 @@
               </w:rPr>
               <w:t>EmploymentStatus</w:t>
             </w:r>
-            <w:proofErr w:type="spellEnd"/>
           </w:p>
         </w:tc>
         <w:tc>
@@ -1550,7 +1528,6 @@
                 <w:rFonts w:asciiTheme="minorEastAsia" w:eastAsiaTheme="minorEastAsia" w:hAnsiTheme="minorEastAsia"/>
               </w:rPr>
             </w:pPr>
-            <w:proofErr w:type="spellStart"/>
             <w:r>
               <w:rPr>
                 <w:rFonts w:asciiTheme="minorEastAsia" w:eastAsiaTheme="minorEastAsia" w:hAnsiTheme="minorEastAsia"/>
@@ -1558,7 +1535,6 @@
               </w:rPr>
               <w:t>ratingOverall</w:t>
             </w:r>
-            <w:proofErr w:type="spellEnd"/>
           </w:p>
         </w:tc>
         <w:tc>
@@ -1634,7 +1610,6 @@
                 <w:rFonts w:asciiTheme="minorEastAsia" w:eastAsiaTheme="minorEastAsia" w:hAnsiTheme="minorEastAsia"/>
               </w:rPr>
             </w:pPr>
-            <w:proofErr w:type="spellStart"/>
             <w:r>
               <w:rPr>
                 <w:rFonts w:asciiTheme="minorEastAsia" w:eastAsiaTheme="minorEastAsia" w:hAnsiTheme="minorEastAsia"/>
@@ -1642,7 +1617,6 @@
               </w:rPr>
               <w:t>ratingWorkLifeBalance</w:t>
             </w:r>
-            <w:proofErr w:type="spellEnd"/>
           </w:p>
         </w:tc>
         <w:tc>
@@ -1724,7 +1698,6 @@
                 <w:rFonts w:asciiTheme="minorEastAsia" w:eastAsiaTheme="minorEastAsia" w:hAnsiTheme="minorEastAsia"/>
               </w:rPr>
             </w:pPr>
-            <w:proofErr w:type="spellStart"/>
             <w:r>
               <w:rPr>
                 <w:rFonts w:asciiTheme="minorEastAsia" w:eastAsiaTheme="minorEastAsia" w:hAnsiTheme="minorEastAsia"/>
@@ -1733,7 +1706,6 @@
               <w:lastRenderedPageBreak/>
               <w:t>ratingCultureAndValues</w:t>
             </w:r>
-            <w:proofErr w:type="spellEnd"/>
           </w:p>
         </w:tc>
         <w:tc>
@@ -1808,7 +1780,6 @@
                 <w:rFonts w:asciiTheme="minorEastAsia" w:eastAsiaTheme="minorEastAsia" w:hAnsiTheme="minorEastAsia"/>
               </w:rPr>
             </w:pPr>
-            <w:proofErr w:type="spellStart"/>
             <w:r>
               <w:rPr>
                 <w:rFonts w:asciiTheme="minorEastAsia" w:eastAsiaTheme="minorEastAsia" w:hAnsiTheme="minorEastAsia"/>
@@ -1816,7 +1787,6 @@
               </w:rPr>
               <w:t>ratingDiversityAndInclusion</w:t>
             </w:r>
-            <w:proofErr w:type="spellEnd"/>
           </w:p>
         </w:tc>
         <w:tc>
@@ -1891,7 +1861,6 @@
                 <w:rFonts w:asciiTheme="minorEastAsia" w:eastAsiaTheme="minorEastAsia" w:hAnsiTheme="minorEastAsia"/>
               </w:rPr>
             </w:pPr>
-            <w:proofErr w:type="spellStart"/>
             <w:r>
               <w:rPr>
                 <w:rFonts w:asciiTheme="minorEastAsia" w:eastAsiaTheme="minorEastAsia" w:hAnsiTheme="minorEastAsia"/>
@@ -1899,7 +1868,6 @@
               </w:rPr>
               <w:t>ratingCareerOpportunities</w:t>
             </w:r>
-            <w:proofErr w:type="spellEnd"/>
           </w:p>
         </w:tc>
         <w:tc>
@@ -1974,7 +1942,6 @@
                 <w:rFonts w:asciiTheme="minorEastAsia" w:eastAsiaTheme="minorEastAsia" w:hAnsiTheme="minorEastAsia"/>
               </w:rPr>
             </w:pPr>
-            <w:proofErr w:type="spellStart"/>
             <w:r>
               <w:rPr>
                 <w:rFonts w:asciiTheme="minorEastAsia" w:eastAsiaTheme="minorEastAsia" w:hAnsiTheme="minorEastAsia"/>
@@ -1982,7 +1949,6 @@
               </w:rPr>
               <w:t>ratingCompensationAndBenefits</w:t>
             </w:r>
-            <w:proofErr w:type="spellEnd"/>
           </w:p>
         </w:tc>
         <w:tc>
@@ -2058,7 +2024,6 @@
                 <w:rFonts w:asciiTheme="minorEastAsia" w:eastAsiaTheme="minorEastAsia" w:hAnsiTheme="minorEastAsia"/>
               </w:rPr>
             </w:pPr>
-            <w:proofErr w:type="spellStart"/>
             <w:r>
               <w:rPr>
                 <w:rFonts w:asciiTheme="minorEastAsia" w:eastAsiaTheme="minorEastAsia" w:hAnsiTheme="minorEastAsia"/>
@@ -2066,7 +2031,6 @@
               </w:rPr>
               <w:t>ratingSeniorLeadership</w:t>
             </w:r>
-            <w:proofErr w:type="spellEnd"/>
           </w:p>
         </w:tc>
         <w:tc>
@@ -2380,7 +2344,6 @@
                 <w:rFonts w:asciiTheme="minorEastAsia" w:eastAsiaTheme="minorEastAsia" w:hAnsiTheme="minorEastAsia"/>
               </w:rPr>
             </w:pPr>
-            <w:proofErr w:type="spellStart"/>
             <w:r>
               <w:rPr>
                 <w:rFonts w:asciiTheme="minorEastAsia" w:eastAsiaTheme="minorEastAsia" w:hAnsiTheme="minorEastAsia"/>
@@ -2388,7 +2351,6 @@
               </w:rPr>
               <w:t>ratingRecommendToFriend</w:t>
             </w:r>
-            <w:proofErr w:type="spellEnd"/>
           </w:p>
         </w:tc>
         <w:tc>
@@ -2436,7 +2398,6 @@
                 <w:rFonts w:asciiTheme="minorEastAsia" w:eastAsiaTheme="minorEastAsia" w:hAnsiTheme="minorEastAsia"/>
               </w:rPr>
             </w:pPr>
-            <w:proofErr w:type="spellStart"/>
             <w:r>
               <w:rPr>
                 <w:rFonts w:asciiTheme="minorEastAsia" w:eastAsiaTheme="minorEastAsia" w:hAnsiTheme="minorEastAsia"/>
@@ -2444,7 +2405,6 @@
               </w:rPr>
               <w:t>ratingCeo</w:t>
             </w:r>
-            <w:proofErr w:type="spellEnd"/>
           </w:p>
         </w:tc>
         <w:tc>
@@ -2499,7 +2459,6 @@
                 <w:rFonts w:asciiTheme="minorEastAsia" w:eastAsiaTheme="minorEastAsia" w:hAnsiTheme="minorEastAsia"/>
               </w:rPr>
             </w:pPr>
-            <w:proofErr w:type="spellStart"/>
             <w:r>
               <w:rPr>
                 <w:rFonts w:asciiTheme="minorEastAsia" w:eastAsiaTheme="minorEastAsia" w:hAnsiTheme="minorEastAsia"/>
@@ -2507,7 +2466,6 @@
               </w:rPr>
               <w:t>ratingBusinessOutlook</w:t>
             </w:r>
-            <w:proofErr w:type="spellEnd"/>
           </w:p>
         </w:tc>
         <w:tc>
@@ -2555,7 +2513,6 @@
                 <w:rFonts w:asciiTheme="minorEastAsia" w:eastAsiaTheme="minorEastAsia" w:hAnsiTheme="minorEastAsia"/>
               </w:rPr>
             </w:pPr>
-            <w:proofErr w:type="spellStart"/>
             <w:r>
               <w:rPr>
                 <w:rFonts w:asciiTheme="minorEastAsia" w:eastAsiaTheme="minorEastAsia" w:hAnsiTheme="minorEastAsia"/>
@@ -2563,7 +2520,6 @@
               </w:rPr>
               <w:t>countHelpful</w:t>
             </w:r>
-            <w:proofErr w:type="spellEnd"/>
           </w:p>
         </w:tc>
         <w:tc>
@@ -2611,7 +2567,6 @@
                 <w:rFonts w:asciiTheme="minorEastAsia" w:eastAsiaTheme="minorEastAsia" w:hAnsiTheme="minorEastAsia"/>
               </w:rPr>
             </w:pPr>
-            <w:proofErr w:type="spellStart"/>
             <w:r>
               <w:rPr>
                 <w:rFonts w:asciiTheme="minorEastAsia" w:eastAsiaTheme="minorEastAsia" w:hAnsiTheme="minorEastAsia"/>
@@ -2619,7 +2574,6 @@
               </w:rPr>
               <w:t>countNotHelpful</w:t>
             </w:r>
-            <w:proofErr w:type="spellEnd"/>
           </w:p>
         </w:tc>
         <w:tc>
@@ -4326,7 +4280,6 @@
               </w:rPr>
               <w:t xml:space="preserve">remote, hybrid, work-from-home, flexible arrangements, remote support, telecommute, virtual collaboration, home-office setup, VPN access, </w:t>
             </w:r>
-            <w:proofErr w:type="spellStart"/>
             <w:r>
               <w:rPr>
                 <w:rFonts w:ascii="Segoe UI" w:hAnsi="Segoe UI" w:cs="Segoe UI"/>
@@ -4336,9 +4289,66 @@
                 <w:shd w:val="clear" w:color="auto" w:fill="FFFFFF"/>
               </w:rPr>
               <w:lastRenderedPageBreak/>
-              <w:t>timezone</w:t>
-            </w:r>
-            <w:proofErr w:type="spellEnd"/>
+              <w:t>timezone challenges, digital nomad policies, remote stipends</w:t>
+            </w:r>
+          </w:p>
+        </w:tc>
+      </w:tr>
+      <w:tr>
+        <w:tc>
+          <w:tcPr>
+            <w:tcW w:w="1715" w:type="dxa"/>
+            <w:vMerge/>
+          </w:tcPr>
+          <w:p>
+            <w:pPr>
+              <w:pStyle w:val="a9"/>
+              <w:ind w:left="0"/>
+              <w:rPr>
+                <w:rFonts w:asciiTheme="minorEastAsia" w:hAnsiTheme="minorEastAsia"/>
+                <w:color w:val="000000" w:themeColor="text1"/>
+                <w:lang w:val="en-US"/>
+              </w:rPr>
+            </w:pPr>
+          </w:p>
+        </w:tc>
+        <w:tc>
+          <w:tcPr>
+            <w:tcW w:w="2362" w:type="dxa"/>
+          </w:tcPr>
+          <w:p>
+            <w:pPr>
+              <w:pStyle w:val="a9"/>
+              <w:ind w:left="0"/>
+              <w:rPr>
+                <w:rFonts w:asciiTheme="minorEastAsia" w:hAnsiTheme="minorEastAsia"/>
+                <w:color w:val="000000" w:themeColor="text1"/>
+                <w:lang w:val="en-US"/>
+              </w:rPr>
+            </w:pPr>
+            <w:r>
+              <w:rPr>
+                <w:rFonts w:asciiTheme="minorEastAsia" w:hAnsiTheme="minorEastAsia"/>
+                <w:color w:val="000000" w:themeColor="text1"/>
+              </w:rPr>
+              <w:t>Tools &amp; Technology</w:t>
+            </w:r>
+          </w:p>
+        </w:tc>
+        <w:tc>
+          <w:tcPr>
+            <w:tcW w:w="4195" w:type="dxa"/>
+          </w:tcPr>
+          <w:p>
+            <w:pPr>
+              <w:pStyle w:val="a9"/>
+              <w:ind w:left="0"/>
+              <w:rPr>
+                <w:rFonts w:asciiTheme="minorEastAsia" w:hAnsiTheme="minorEastAsia"/>
+                <w:color w:val="000000" w:themeColor="text1"/>
+                <w:lang w:val="en-US"/>
+              </w:rPr>
+            </w:pPr>
             <w:r>
               <w:rPr>
                 <w:rFonts w:ascii="Segoe UI" w:hAnsi="Segoe UI" w:cs="Segoe UI"/>
@@ -4347,7 +4357,7 @@
                 <w:szCs w:val="23"/>
                 <w:shd w:val="clear" w:color="auto" w:fill="FFFFFF"/>
               </w:rPr>
-              <w:t xml:space="preserve"> challenges, digital nomad policies, remote stipends</w:t>
+              <w:t>tools, technology, software, hardware, IT support, innovation, resources, system reliability, technological infrastructure, digital solutions, legacy systems, mainframe, cloud migration, APIs, DevOps tools, outdated software, tech debt</w:t>
             </w:r>
           </w:p>
         </w:tc>
@@ -4356,18 +4366,26 @@
         <w:tc>
           <w:tcPr>
             <w:tcW w:w="1715" w:type="dxa"/>
-            <w:vMerge/>
+            <w:vMerge w:val="restart"/>
           </w:tcPr>
           <w:p>
             <w:pPr>
               <w:pStyle w:val="a9"/>
               <w:ind w:left="0"/>
-              <w:rPr>
-                <w:rFonts w:asciiTheme="minorEastAsia" w:hAnsiTheme="minorEastAsia"/>
-                <w:color w:val="000000" w:themeColor="text1"/>
-                <w:lang w:val="en-US"/>
-              </w:rPr>
-            </w:pPr>
+              <w:jc w:val="center"/>
+              <w:rPr>
+                <w:rFonts w:asciiTheme="minorEastAsia" w:hAnsiTheme="minorEastAsia"/>
+                <w:color w:val="000000" w:themeColor="text1"/>
+                <w:lang w:val="en-US"/>
+              </w:rPr>
+            </w:pPr>
+            <w:r>
+              <w:rPr>
+                <w:rFonts w:asciiTheme="minorEastAsia" w:hAnsiTheme="minorEastAsia"/>
+                <w:color w:val="000000" w:themeColor="text1"/>
+              </w:rPr>
+              <w:t>Job &amp; Career</w:t>
+            </w:r>
           </w:p>
         </w:tc>
         <w:tc>
@@ -4389,7 +4407,7 @@
                 <w:rFonts w:asciiTheme="minorEastAsia" w:hAnsiTheme="minorEastAsia"/>
                 <w:color w:val="000000" w:themeColor="text1"/>
               </w:rPr>
-              <w:t>Tools &amp; Technology</w:t>
+              <w:t>Role Satisfaction</w:t>
             </w:r>
           </w:p>
         </w:tc>
@@ -4415,7 +4433,7 @@
                 <w:szCs w:val="23"/>
                 <w:shd w:val="clear" w:color="auto" w:fill="FFFFFF"/>
               </w:rPr>
-              <w:t>tools, technology, software, hardware, IT support, innovation, resources, system reliability, technological infrastructure, digital solutions, legacy systems, mainframe, cloud migration, APIs, DevOps tools, outdated software, tech debt</w:t>
+              <w:t>role, satisfaction, meaningful work, role clarity, responsibilities, enjoyable tasks, interesting role, fulfilling, job satisfaction, tech stack, greenfield projects, repetitive tasks, stagnation</w:t>
             </w:r>
           </w:p>
         </w:tc>
@@ -4424,7 +4442,7 @@
         <w:tc>
           <w:tcPr>
             <w:tcW w:w="1715" w:type="dxa"/>
-            <w:vMerge w:val="restart"/>
+            <w:vMerge/>
           </w:tcPr>
           <w:p>
             <w:pPr>
@@ -4434,16 +4452,8 @@
               <w:rPr>
                 <w:rFonts w:asciiTheme="minorEastAsia" w:hAnsiTheme="minorEastAsia"/>
                 <w:color w:val="000000" w:themeColor="text1"/>
-                <w:lang w:val="en-US"/>
-              </w:rPr>
-            </w:pPr>
-            <w:r>
-              <w:rPr>
-                <w:rFonts w:asciiTheme="minorEastAsia" w:hAnsiTheme="minorEastAsia"/>
-                <w:color w:val="000000" w:themeColor="text1"/>
-              </w:rPr>
-              <w:t>Job &amp; Career</w:t>
-            </w:r>
+              </w:rPr>
+            </w:pPr>
           </w:p>
         </w:tc>
         <w:tc>
@@ -4457,15 +4467,14 @@
               <w:rPr>
                 <w:rFonts w:asciiTheme="minorEastAsia" w:hAnsiTheme="minorEastAsia"/>
                 <w:color w:val="000000" w:themeColor="text1"/>
-                <w:lang w:val="en-US"/>
-              </w:rPr>
-            </w:pPr>
-            <w:r>
-              <w:rPr>
-                <w:rFonts w:asciiTheme="minorEastAsia" w:hAnsiTheme="minorEastAsia"/>
-                <w:color w:val="000000" w:themeColor="text1"/>
-              </w:rPr>
-              <w:t>Role Satisfaction</w:t>
+              </w:rPr>
+            </w:pPr>
+            <w:r>
+              <w:rPr>
+                <w:rFonts w:asciiTheme="minorEastAsia" w:hAnsiTheme="minorEastAsia"/>
+                <w:color w:val="000000" w:themeColor="text1"/>
+              </w:rPr>
+              <w:t>Workload</w:t>
             </w:r>
           </w:p>
         </w:tc>
@@ -4491,7 +4500,7 @@
                 <w:szCs w:val="23"/>
                 <w:shd w:val="clear" w:color="auto" w:fill="FFFFFF"/>
               </w:rPr>
-              <w:t>role, satisfaction, meaningful work, role clarity, responsibilities, enjoyable tasks, interesting role, fulfilling, job satisfaction, tech stack, greenfield projects, repetitive tasks, stagnation</w:t>
+              <w:t>workload, busy, overwhelmed, manageable workload, understaffed, workload intensity, heavy workload, task overload, stress, long hours, sprint deadlines, production incidents, firefighting, technical debt</w:t>
             </w:r>
           </w:p>
         </w:tc>
@@ -4506,10 +4515,10 @@
             <w:pPr>
               <w:pStyle w:val="a9"/>
               <w:ind w:left="0"/>
-              <w:jc w:val="center"/>
-              <w:rPr>
-                <w:rFonts w:asciiTheme="minorEastAsia" w:hAnsiTheme="minorEastAsia"/>
-                <w:color w:val="000000" w:themeColor="text1"/>
+              <w:rPr>
+                <w:rFonts w:asciiTheme="minorEastAsia" w:hAnsiTheme="minorEastAsia"/>
+                <w:color w:val="000000" w:themeColor="text1"/>
+                <w:lang w:val="en-US"/>
               </w:rPr>
             </w:pPr>
           </w:p>
@@ -4525,14 +4534,15 @@
               <w:rPr>
                 <w:rFonts w:asciiTheme="minorEastAsia" w:hAnsiTheme="minorEastAsia"/>
                 <w:color w:val="000000" w:themeColor="text1"/>
-              </w:rPr>
-            </w:pPr>
-            <w:r>
-              <w:rPr>
-                <w:rFonts w:asciiTheme="minorEastAsia" w:hAnsiTheme="minorEastAsia"/>
-                <w:color w:val="000000" w:themeColor="text1"/>
-              </w:rPr>
-              <w:t>Workload</w:t>
+                <w:lang w:val="en-US"/>
+              </w:rPr>
+            </w:pPr>
+            <w:r>
+              <w:rPr>
+                <w:rFonts w:asciiTheme="minorEastAsia" w:hAnsiTheme="minorEastAsia"/>
+                <w:color w:val="000000" w:themeColor="text1"/>
+              </w:rPr>
+              <w:t>Career Growth</w:t>
             </w:r>
           </w:p>
         </w:tc>
@@ -4558,7 +4568,7 @@
                 <w:szCs w:val="23"/>
                 <w:shd w:val="clear" w:color="auto" w:fill="FFFFFF"/>
               </w:rPr>
-              <w:t>workload, busy, overwhelmed, manageable workload, understaffed, workload intensity, heavy workload, task overload, stress, long hours, sprint deadlines, production incidents, firefighting, technical debt</w:t>
+              <w:t>promotion, career opportunities, advancement, internal mobility, career path, upward mobility, progression, internal promotion, growth potential, lateral moves, leadership tracks, IC (individual contributor) path</w:t>
             </w:r>
           </w:p>
         </w:tc>
@@ -4600,7 +4610,7 @@
                 <w:rFonts w:asciiTheme="minorEastAsia" w:hAnsiTheme="minorEastAsia"/>
                 <w:color w:val="000000" w:themeColor="text1"/>
               </w:rPr>
-              <w:t>Career Growth</w:t>
+              <w:t>Learning &amp; Development</w:t>
             </w:r>
           </w:p>
         </w:tc>
@@ -4626,7 +4636,7 @@
                 <w:szCs w:val="23"/>
                 <w:shd w:val="clear" w:color="auto" w:fill="FFFFFF"/>
               </w:rPr>
-              <w:t>promotion, career opportunities, advancement, internal mobility, career path, upward mobility, progression, internal promotion, growth potential, lateral moves, leadership tracks, IC (individual contributor) path</w:t>
+              <w:t>training, development, learning opportunities, workshops, certifications, skill-building, courses, personal growth, professional development, learning environment, AWS/GCP certifications, CISSP, CFA, hackathons, conference budgets</w:t>
             </w:r>
           </w:p>
         </w:tc>
@@ -4668,7 +4678,7 @@
                 <w:rFonts w:asciiTheme="minorEastAsia" w:hAnsiTheme="minorEastAsia"/>
                 <w:color w:val="000000" w:themeColor="text1"/>
               </w:rPr>
-              <w:t>Learning &amp; Development</w:t>
+              <w:t>Job Stability</w:t>
             </w:r>
           </w:p>
         </w:tc>
@@ -4694,7 +4704,7 @@
                 <w:szCs w:val="23"/>
                 <w:shd w:val="clear" w:color="auto" w:fill="FFFFFF"/>
               </w:rPr>
-              <w:t>training, development, learning opportunities, workshops, certifications, skill-building, courses, personal growth, professional development, learning environment, AWS/GCP certifications, CISSP, CFA, hackathons, conference budgets</w:t>
+              <w:t>job security, layoffs, stable employment, employment stability, downsizing, uncertainty, secure position, long-term employment, restructuring, mergers, acquisitions, outsourcing, offshoring</w:t>
             </w:r>
           </w:p>
         </w:tc>
@@ -4736,7 +4746,7 @@
                 <w:rFonts w:asciiTheme="minorEastAsia" w:hAnsiTheme="minorEastAsia"/>
                 <w:color w:val="000000" w:themeColor="text1"/>
               </w:rPr>
-              <w:t>Job Stability</w:t>
+              <w:t>Autonomy</w:t>
             </w:r>
           </w:p>
         </w:tc>
@@ -4762,7 +4772,7 @@
                 <w:szCs w:val="23"/>
                 <w:shd w:val="clear" w:color="auto" w:fill="FFFFFF"/>
               </w:rPr>
-              <w:t>job security, layoffs, stable employment, employment stability, downsizing, uncertainty, secure position, long-term employment, restructuring, mergers, acquisitions, outsourcing, offshoring</w:t>
+              <w:t>autonomy, independence, freedom, empowerment, decision-making freedom, self-directed, creativity allowed, ownership, self-management, micromanagement, approval chains, red tape</w:t>
             </w:r>
           </w:p>
         </w:tc>
@@ -4771,18 +4781,27 @@
         <w:tc>
           <w:tcPr>
             <w:tcW w:w="1715" w:type="dxa"/>
-            <w:vMerge/>
+            <w:vMerge w:val="restart"/>
           </w:tcPr>
           <w:p>
             <w:pPr>
               <w:pStyle w:val="a9"/>
               <w:ind w:left="0"/>
-              <w:rPr>
-                <w:rFonts w:asciiTheme="minorEastAsia" w:hAnsiTheme="minorEastAsia"/>
-                <w:color w:val="000000" w:themeColor="text1"/>
-                <w:lang w:val="en-US"/>
-              </w:rPr>
-            </w:pPr>
+              <w:jc w:val="center"/>
+              <w:rPr>
+                <w:rFonts w:asciiTheme="minorEastAsia" w:hAnsiTheme="minorEastAsia"/>
+                <w:color w:val="000000" w:themeColor="text1"/>
+                <w:lang w:val="en-US"/>
+              </w:rPr>
+            </w:pPr>
+            <w:r>
+              <w:rPr>
+                <w:rFonts w:asciiTheme="minorEastAsia" w:hAnsiTheme="minorEastAsia"/>
+                <w:color w:val="000000" w:themeColor="text1"/>
+              </w:rPr>
+              <w:lastRenderedPageBreak/>
+              <w:t>Compensation &amp; Benefits</w:t>
+            </w:r>
           </w:p>
         </w:tc>
         <w:tc>
@@ -4804,7 +4823,7 @@
                 <w:rFonts w:asciiTheme="minorEastAsia" w:hAnsiTheme="minorEastAsia"/>
                 <w:color w:val="000000" w:themeColor="text1"/>
               </w:rPr>
-              <w:t>Autonomy</w:t>
+              <w:t>Salary</w:t>
             </w:r>
           </w:p>
         </w:tc>
@@ -4830,7 +4849,7 @@
                 <w:szCs w:val="23"/>
                 <w:shd w:val="clear" w:color="auto" w:fill="FFFFFF"/>
               </w:rPr>
-              <w:t>autonomy, independence, freedom, empowerment, decision-making freedom, self-directed, creativity allowed, ownership, self-management, micromanagement, approval chains, red tape</w:t>
+              <w:t>salary, pay, compensation, remuneration, wages, competitive pay, income, pay level, salary increase, bonus, pay equity, gender pay gap, location-adjusted pay</w:t>
             </w:r>
           </w:p>
         </w:tc>
@@ -4839,7 +4858,7 @@
         <w:tc>
           <w:tcPr>
             <w:tcW w:w="1715" w:type="dxa"/>
-            <w:vMerge w:val="restart"/>
+            <w:vMerge/>
           </w:tcPr>
           <w:p>
             <w:pPr>
@@ -4849,17 +4868,8 @@
               <w:rPr>
                 <w:rFonts w:asciiTheme="minorEastAsia" w:hAnsiTheme="minorEastAsia"/>
                 <w:color w:val="000000" w:themeColor="text1"/>
-                <w:lang w:val="en-US"/>
-              </w:rPr>
-            </w:pPr>
-            <w:r>
-              <w:rPr>
-                <w:rFonts w:asciiTheme="minorEastAsia" w:hAnsiTheme="minorEastAsia"/>
-                <w:color w:val="000000" w:themeColor="text1"/>
-              </w:rPr>
-              <w:lastRenderedPageBreak/>
-              <w:t>Compensation &amp; Benefits</w:t>
-            </w:r>
+              </w:rPr>
+            </w:pPr>
           </w:p>
         </w:tc>
         <w:tc>
@@ -4873,15 +4883,14 @@
               <w:rPr>
                 <w:rFonts w:asciiTheme="minorEastAsia" w:hAnsiTheme="minorEastAsia"/>
                 <w:color w:val="000000" w:themeColor="text1"/>
-                <w:lang w:val="en-US"/>
-              </w:rPr>
-            </w:pPr>
-            <w:r>
-              <w:rPr>
-                <w:rFonts w:asciiTheme="minorEastAsia" w:hAnsiTheme="minorEastAsia"/>
-                <w:color w:val="000000" w:themeColor="text1"/>
-              </w:rPr>
-              <w:t>Salary</w:t>
+              </w:rPr>
+            </w:pPr>
+            <w:r>
+              <w:rPr>
+                <w:rFonts w:asciiTheme="minorEastAsia" w:hAnsiTheme="minorEastAsia"/>
+                <w:color w:val="000000" w:themeColor="text1"/>
+              </w:rPr>
+              <w:t>Pay Transparency</w:t>
             </w:r>
           </w:p>
         </w:tc>
@@ -4907,7 +4916,7 @@
                 <w:szCs w:val="23"/>
                 <w:shd w:val="clear" w:color="auto" w:fill="FFFFFF"/>
               </w:rPr>
-              <w:t>salary, pay, compensation, remuneration, wages, competitive pay, income, pay level, salary increase, bonus, pay equity, gender pay gap, location-adjusted pay</w:t>
+              <w:t>pay transparency, salary openness, clear pay structure, fairness in pay, salary discussions, wage equity, pay fairness, salary bands, pay secrecy</w:t>
             </w:r>
           </w:p>
         </w:tc>
@@ -4922,10 +4931,10 @@
             <w:pPr>
               <w:pStyle w:val="a9"/>
               <w:ind w:left="0"/>
-              <w:jc w:val="center"/>
-              <w:rPr>
-                <w:rFonts w:asciiTheme="minorEastAsia" w:hAnsiTheme="minorEastAsia"/>
-                <w:color w:val="000000" w:themeColor="text1"/>
+              <w:rPr>
+                <w:rFonts w:asciiTheme="minorEastAsia" w:hAnsiTheme="minorEastAsia"/>
+                <w:color w:val="000000" w:themeColor="text1"/>
+                <w:lang w:val="en-US"/>
               </w:rPr>
             </w:pPr>
           </w:p>
@@ -4941,14 +4950,15 @@
               <w:rPr>
                 <w:rFonts w:asciiTheme="minorEastAsia" w:hAnsiTheme="minorEastAsia"/>
                 <w:color w:val="000000" w:themeColor="text1"/>
-              </w:rPr>
-            </w:pPr>
-            <w:r>
-              <w:rPr>
-                <w:rFonts w:asciiTheme="minorEastAsia" w:hAnsiTheme="minorEastAsia"/>
-                <w:color w:val="000000" w:themeColor="text1"/>
-              </w:rPr>
-              <w:t>Pay Transparency</w:t>
+                <w:lang w:val="en-US"/>
+              </w:rPr>
+            </w:pPr>
+            <w:r>
+              <w:rPr>
+                <w:rFonts w:asciiTheme="minorEastAsia" w:hAnsiTheme="minorEastAsia"/>
+                <w:color w:val="000000" w:themeColor="text1"/>
+              </w:rPr>
+              <w:t>Health &amp; Wellness Benefits</w:t>
             </w:r>
           </w:p>
         </w:tc>
@@ -4974,7 +4984,7 @@
                 <w:szCs w:val="23"/>
                 <w:shd w:val="clear" w:color="auto" w:fill="FFFFFF"/>
               </w:rPr>
-              <w:t>pay transparency, salary openness, clear pay structure, fairness in pay, salary discussions, wage equity, pay fairness, salary bands, pay secrecy</w:t>
+              <w:t>healthcare, medical insurance, wellness, mental health support, benefits, insurance coverage, wellbeing initiatives, employee assistance, telehealth, gym subsidies, counseling, stress leave</w:t>
             </w:r>
           </w:p>
         </w:tc>
@@ -5016,7 +5026,7 @@
                 <w:rFonts w:asciiTheme="minorEastAsia" w:hAnsiTheme="minorEastAsia"/>
                 <w:color w:val="000000" w:themeColor="text1"/>
               </w:rPr>
-              <w:t>Health &amp; Wellness Benefits</w:t>
+              <w:t>Retirement &amp; Financial Incentives</w:t>
             </w:r>
           </w:p>
         </w:tc>
@@ -5042,9 +5052,66 @@
                 <w:szCs w:val="23"/>
                 <w:shd w:val="clear" w:color="auto" w:fill="FFFFFF"/>
               </w:rPr>
-              <w:t xml:space="preserve">healthcare, medical insurance, wellness, mental health support, benefits, insurance coverage, wellbeing initiatives, employee assistance, telehealth, gym subsidies, </w:t>
-            </w:r>
-            <w:proofErr w:type="spellStart"/>
+              <w:t>retirement, pension, 401(k), savings plan, financial incentives, stocks, equity options, profit sharing, retirement contributions, financial security, ESPP (employee stock purchase plan), RSUs (restricted stock units)</w:t>
+            </w:r>
+          </w:p>
+        </w:tc>
+      </w:tr>
+      <w:tr>
+        <w:tc>
+          <w:tcPr>
+            <w:tcW w:w="1715" w:type="dxa"/>
+            <w:vMerge/>
+          </w:tcPr>
+          <w:p>
+            <w:pPr>
+              <w:pStyle w:val="a9"/>
+              <w:ind w:left="0"/>
+              <w:rPr>
+                <w:rFonts w:asciiTheme="minorEastAsia" w:hAnsiTheme="minorEastAsia"/>
+                <w:color w:val="000000" w:themeColor="text1"/>
+                <w:lang w:val="en-US"/>
+              </w:rPr>
+            </w:pPr>
+          </w:p>
+        </w:tc>
+        <w:tc>
+          <w:tcPr>
+            <w:tcW w:w="2362" w:type="dxa"/>
+          </w:tcPr>
+          <w:p>
+            <w:pPr>
+              <w:pStyle w:val="a9"/>
+              <w:ind w:left="0"/>
+              <w:rPr>
+                <w:rFonts w:asciiTheme="minorEastAsia" w:hAnsiTheme="minorEastAsia"/>
+                <w:color w:val="000000" w:themeColor="text1"/>
+                <w:lang w:val="en-US"/>
+              </w:rPr>
+            </w:pPr>
+            <w:r>
+              <w:rPr>
+                <w:rFonts w:asciiTheme="minorEastAsia" w:hAnsiTheme="minorEastAsia"/>
+                <w:color w:val="000000" w:themeColor="text1"/>
+              </w:rPr>
+              <w:t>Perks &amp; Employee Recognition</w:t>
+            </w:r>
+          </w:p>
+        </w:tc>
+        <w:tc>
+          <w:tcPr>
+            <w:tcW w:w="4195" w:type="dxa"/>
+          </w:tcPr>
+          <w:p>
+            <w:pPr>
+              <w:pStyle w:val="a9"/>
+              <w:ind w:left="0"/>
+              <w:rPr>
+                <w:rFonts w:asciiTheme="minorEastAsia" w:hAnsiTheme="minorEastAsia"/>
+                <w:color w:val="000000" w:themeColor="text1"/>
+                <w:lang w:val="en-US"/>
+              </w:rPr>
+            </w:pPr>
             <w:r>
               <w:rPr>
                 <w:rFonts w:ascii="Segoe UI" w:hAnsi="Segoe UI" w:cs="Segoe UI"/>
@@ -5053,9 +5120,74 @@
                 <w:szCs w:val="23"/>
                 <w:shd w:val="clear" w:color="auto" w:fill="FFFFFF"/>
               </w:rPr>
-              <w:t>counseling</w:t>
-            </w:r>
-            <w:proofErr w:type="spellEnd"/>
+              <w:t>perks, benefits package, gym, free meals, discounts, recognition programs, rewards, incentives, appreciation, recognition awards, spot bonuses, anniversary awards, referral bonuses</w:t>
+            </w:r>
+          </w:p>
+        </w:tc>
+      </w:tr>
+      <w:tr>
+        <w:tc>
+          <w:tcPr>
+            <w:tcW w:w="1715" w:type="dxa"/>
+            <w:vMerge w:val="restart"/>
+          </w:tcPr>
+          <w:p>
+            <w:pPr>
+              <w:pStyle w:val="a9"/>
+              <w:ind w:left="0"/>
+              <w:jc w:val="center"/>
+              <w:rPr>
+                <w:rFonts w:asciiTheme="minorEastAsia" w:hAnsiTheme="minorEastAsia"/>
+                <w:color w:val="000000" w:themeColor="text1"/>
+                <w:lang w:val="en-US"/>
+              </w:rPr>
+            </w:pPr>
+            <w:r>
+              <w:rPr>
+                <w:rFonts w:asciiTheme="minorEastAsia" w:hAnsiTheme="minorEastAsia"/>
+                <w:color w:val="000000" w:themeColor="text1"/>
+              </w:rPr>
+              <w:t>Company Operations</w:t>
+            </w:r>
+          </w:p>
+        </w:tc>
+        <w:tc>
+          <w:tcPr>
+            <w:tcW w:w="2362" w:type="dxa"/>
+          </w:tcPr>
+          <w:p>
+            <w:pPr>
+              <w:pStyle w:val="a9"/>
+              <w:ind w:left="0"/>
+              <w:rPr>
+                <w:rFonts w:asciiTheme="minorEastAsia" w:hAnsiTheme="minorEastAsia"/>
+                <w:color w:val="000000" w:themeColor="text1"/>
+                <w:lang w:val="en-US"/>
+              </w:rPr>
+            </w:pPr>
+            <w:r>
+              <w:rPr>
+                <w:rFonts w:asciiTheme="minorEastAsia" w:hAnsiTheme="minorEastAsia"/>
+                <w:color w:val="000000" w:themeColor="text1"/>
+              </w:rPr>
+              <w:t>Processes &amp; Systems</w:t>
+            </w:r>
+          </w:p>
+        </w:tc>
+        <w:tc>
+          <w:tcPr>
+            <w:tcW w:w="4195" w:type="dxa"/>
+          </w:tcPr>
+          <w:p>
+            <w:pPr>
+              <w:pStyle w:val="a9"/>
+              <w:ind w:left="0"/>
+              <w:rPr>
+                <w:rFonts w:asciiTheme="minorEastAsia" w:hAnsiTheme="minorEastAsia"/>
+                <w:color w:val="000000" w:themeColor="text1"/>
+                <w:lang w:val="en-US"/>
+              </w:rPr>
+            </w:pPr>
             <w:r>
               <w:rPr>
                 <w:rFonts w:ascii="Segoe UI" w:hAnsi="Segoe UI" w:cs="Segoe UI"/>
@@ -5064,7 +5196,7 @@
                 <w:szCs w:val="23"/>
                 <w:shd w:val="clear" w:color="auto" w:fill="FFFFFF"/>
               </w:rPr>
-              <w:t>, stress leave</w:t>
+              <w:t>processes, systems, procedures, bureaucracy, efficiency, workflows, red tape, process improvement, operational efficiency, smooth operations, Agile ceremonies, Jira/Confluence, ticketing systems, CI/CD pipelines</w:t>
             </w:r>
           </w:p>
         </w:tc>
@@ -5106,7 +5238,7 @@
                 <w:rFonts w:asciiTheme="minorEastAsia" w:hAnsiTheme="minorEastAsia"/>
                 <w:color w:val="000000" w:themeColor="text1"/>
               </w:rPr>
-              <w:t>Retirement &amp; Financial Incentives</w:t>
+              <w:t>Innovation &amp; Adaptability</w:t>
             </w:r>
           </w:p>
         </w:tc>
@@ -5132,7 +5264,7 @@
                 <w:szCs w:val="23"/>
                 <w:shd w:val="clear" w:color="auto" w:fill="FFFFFF"/>
               </w:rPr>
-              <w:t>retirement, pension, 401(k), savings plan, financial incentives, stocks, equity options, profit sharing, retirement contributions, financial security, ESPP (employee stock purchase plan), RSUs (restricted stock units)</w:t>
+              <w:t>innovation, adaptability, change management, forward-thinking, openness to new ideas, agile, market responsiveness, flexible, innovative thinking, fintech partnerships, blockchain, AI/ML adoption, proof-of-concept projects</w:t>
             </w:r>
           </w:p>
         </w:tc>
@@ -5161,20 +5293,19 @@
           </w:tcPr>
           <w:p>
             <w:pPr>
-              <w:pStyle w:val="a9"/>
-              <w:ind w:left="0"/>
-              <w:rPr>
-                <w:rFonts w:asciiTheme="minorEastAsia" w:hAnsiTheme="minorEastAsia"/>
-                <w:color w:val="000000" w:themeColor="text1"/>
-                <w:lang w:val="en-US"/>
-              </w:rPr>
-            </w:pPr>
-            <w:r>
-              <w:rPr>
-                <w:rFonts w:asciiTheme="minorEastAsia" w:hAnsiTheme="minorEastAsia"/>
-                <w:color w:val="000000" w:themeColor="text1"/>
-              </w:rPr>
-              <w:t>Perks &amp; Employee Recognition</w:t>
+              <w:jc w:val="both"/>
+              <w:rPr>
+                <w:rFonts w:asciiTheme="minorEastAsia" w:hAnsiTheme="minorEastAsia"/>
+                <w:color w:val="000000" w:themeColor="text1"/>
+                <w:lang w:val="en-US"/>
+              </w:rPr>
+            </w:pPr>
+            <w:r>
+              <w:rPr>
+                <w:rFonts w:asciiTheme="minorEastAsia" w:hAnsiTheme="minorEastAsia"/>
+                <w:color w:val="000000" w:themeColor="text1"/>
+              </w:rPr>
+              <w:t>Company Stability</w:t>
             </w:r>
           </w:p>
         </w:tc>
@@ -5200,74 +5331,8 @@
                 <w:szCs w:val="23"/>
                 <w:shd w:val="clear" w:color="auto" w:fill="FFFFFF"/>
               </w:rPr>
-              <w:t>perks, benefits package, gym, free meals, discounts, recognition programs, rewards, incentives, appreciation, recognition awards, spot bonuses, anniversary awards, referral bonuses</w:t>
-            </w:r>
-          </w:p>
-        </w:tc>
-      </w:tr>
-      <w:tr>
-        <w:tc>
-          <w:tcPr>
-            <w:tcW w:w="1715" w:type="dxa"/>
-            <w:vMerge w:val="restart"/>
-          </w:tcPr>
-          <w:p>
-            <w:pPr>
-              <w:pStyle w:val="a9"/>
-              <w:ind w:left="0"/>
-              <w:jc w:val="center"/>
-              <w:rPr>
-                <w:rFonts w:asciiTheme="minorEastAsia" w:hAnsiTheme="minorEastAsia"/>
-                <w:color w:val="000000" w:themeColor="text1"/>
-                <w:lang w:val="en-US"/>
-              </w:rPr>
-            </w:pPr>
-            <w:r>
-              <w:rPr>
-                <w:rFonts w:asciiTheme="minorEastAsia" w:hAnsiTheme="minorEastAsia"/>
-                <w:color w:val="000000" w:themeColor="text1"/>
-              </w:rPr>
-              <w:t>Company Operations</w:t>
-            </w:r>
-          </w:p>
-        </w:tc>
-        <w:tc>
-          <w:tcPr>
-            <w:tcW w:w="2362" w:type="dxa"/>
-          </w:tcPr>
-          <w:p>
-            <w:pPr>
-              <w:pStyle w:val="a9"/>
-              <w:ind w:left="0"/>
-              <w:rPr>
-                <w:rFonts w:asciiTheme="minorEastAsia" w:hAnsiTheme="minorEastAsia"/>
-                <w:color w:val="000000" w:themeColor="text1"/>
-                <w:lang w:val="en-US"/>
-              </w:rPr>
-            </w:pPr>
-            <w:r>
-              <w:rPr>
-                <w:rFonts w:asciiTheme="minorEastAsia" w:hAnsiTheme="minorEastAsia"/>
-                <w:color w:val="000000" w:themeColor="text1"/>
-              </w:rPr>
-              <w:t>Processes &amp; Systems</w:t>
-            </w:r>
-          </w:p>
-        </w:tc>
-        <w:tc>
-          <w:tcPr>
-            <w:tcW w:w="4195" w:type="dxa"/>
-          </w:tcPr>
-          <w:p>
-            <w:pPr>
-              <w:pStyle w:val="a9"/>
-              <w:ind w:left="0"/>
-              <w:rPr>
-                <w:rFonts w:asciiTheme="minorEastAsia" w:hAnsiTheme="minorEastAsia"/>
-                <w:color w:val="000000" w:themeColor="text1"/>
-                <w:lang w:val="en-US"/>
-              </w:rPr>
-            </w:pPr>
+              <w:t xml:space="preserve">stability, financial health, secure company, growth trajectory, profitability, layoffs, bankruptcy, growth opportunities, market strength, </w:t>
+            </w:r>
             <w:r>
               <w:rPr>
                 <w:rFonts w:ascii="Segoe UI" w:hAnsi="Segoe UI" w:cs="Segoe UI"/>
@@ -5276,7 +5341,8 @@
                 <w:szCs w:val="23"/>
                 <w:shd w:val="clear" w:color="auto" w:fill="FFFFFF"/>
               </w:rPr>
-              <w:t>processes, systems, procedures, bureaucracy, efficiency, workflows, red tape, process improvement, operational efficiency, smooth operations, Agile ceremonies, Jira/Confluence, ticketing systems, CI/CD pipelines</w:t>
+              <w:lastRenderedPageBreak/>
+              <w:t>funding rounds, IPO readiness, credit rating</w:t>
             </w:r>
           </w:p>
         </w:tc>
@@ -5318,7 +5384,7 @@
                 <w:rFonts w:asciiTheme="minorEastAsia" w:hAnsiTheme="minorEastAsia"/>
                 <w:color w:val="000000" w:themeColor="text1"/>
               </w:rPr>
-              <w:t>Innovation &amp; Adaptability</w:t>
+              <w:t>Transparency &amp; Communication</w:t>
             </w:r>
           </w:p>
         </w:tc>
@@ -5344,175 +5410,7 @@
                 <w:szCs w:val="23"/>
                 <w:shd w:val="clear" w:color="auto" w:fill="FFFFFF"/>
               </w:rPr>
-              <w:t>innovation, adaptability, change management, forward-thinking, openness to new ideas, agile, market responsiveness, flexible, innovative thinking, fintech partnerships, blockchain, AI/ML adoption, proof-of-concept projects</w:t>
-            </w:r>
-          </w:p>
-        </w:tc>
-      </w:tr>
-      <w:tr>
-        <w:tc>
-          <w:tcPr>
-            <w:tcW w:w="1715" w:type="dxa"/>
-            <w:vMerge/>
-          </w:tcPr>
-          <w:p>
-            <w:pPr>
-              <w:pStyle w:val="a9"/>
-              <w:ind w:left="0"/>
-              <w:rPr>
-                <w:rFonts w:asciiTheme="minorEastAsia" w:hAnsiTheme="minorEastAsia"/>
-                <w:color w:val="000000" w:themeColor="text1"/>
-                <w:lang w:val="en-US"/>
-              </w:rPr>
-            </w:pPr>
-          </w:p>
-        </w:tc>
-        <w:tc>
-          <w:tcPr>
-            <w:tcW w:w="2362" w:type="dxa"/>
-          </w:tcPr>
-          <w:p>
-            <w:pPr>
-              <w:jc w:val="both"/>
-              <w:rPr>
-                <w:rFonts w:asciiTheme="minorEastAsia" w:hAnsiTheme="minorEastAsia"/>
-                <w:color w:val="000000" w:themeColor="text1"/>
-                <w:lang w:val="en-US"/>
-              </w:rPr>
-            </w:pPr>
-            <w:r>
-              <w:rPr>
-                <w:rFonts w:asciiTheme="minorEastAsia" w:hAnsiTheme="minorEastAsia"/>
-                <w:color w:val="000000" w:themeColor="text1"/>
-              </w:rPr>
-              <w:t>Company Stability</w:t>
-            </w:r>
-          </w:p>
-        </w:tc>
-        <w:tc>
-          <w:tcPr>
-            <w:tcW w:w="4195" w:type="dxa"/>
-          </w:tcPr>
-          <w:p>
-            <w:pPr>
-              <w:pStyle w:val="a9"/>
-              <w:ind w:left="0"/>
-              <w:rPr>
-                <w:rFonts w:asciiTheme="minorEastAsia" w:hAnsiTheme="minorEastAsia"/>
-                <w:color w:val="000000" w:themeColor="text1"/>
-                <w:lang w:val="en-US"/>
-              </w:rPr>
-            </w:pPr>
-            <w:r>
-              <w:rPr>
-                <w:rFonts w:ascii="Segoe UI" w:hAnsi="Segoe UI" w:cs="Segoe UI"/>
-                <w:color w:val="404040"/>
-                <w:sz w:val="23"/>
-                <w:szCs w:val="23"/>
-                <w:shd w:val="clear" w:color="auto" w:fill="FFFFFF"/>
-              </w:rPr>
-              <w:t xml:space="preserve">stability, financial health, secure company, growth trajectory, profitability, layoffs, bankruptcy, growth opportunities, market strength, </w:t>
-            </w:r>
-            <w:r>
-              <w:rPr>
-                <w:rFonts w:ascii="Segoe UI" w:hAnsi="Segoe UI" w:cs="Segoe UI"/>
-                <w:color w:val="404040"/>
-                <w:sz w:val="23"/>
-                <w:szCs w:val="23"/>
-                <w:shd w:val="clear" w:color="auto" w:fill="FFFFFF"/>
-              </w:rPr>
-              <w:lastRenderedPageBreak/>
-              <w:t>funding rounds, IPO readiness, credit rating</w:t>
-            </w:r>
-          </w:p>
-        </w:tc>
-      </w:tr>
-      <w:tr>
-        <w:tc>
-          <w:tcPr>
-            <w:tcW w:w="1715" w:type="dxa"/>
-            <w:vMerge/>
-          </w:tcPr>
-          <w:p>
-            <w:pPr>
-              <w:pStyle w:val="a9"/>
-              <w:ind w:left="0"/>
-              <w:rPr>
-                <w:rFonts w:asciiTheme="minorEastAsia" w:hAnsiTheme="minorEastAsia"/>
-                <w:color w:val="000000" w:themeColor="text1"/>
-                <w:lang w:val="en-US"/>
-              </w:rPr>
-            </w:pPr>
-          </w:p>
-        </w:tc>
-        <w:tc>
-          <w:tcPr>
-            <w:tcW w:w="2362" w:type="dxa"/>
-          </w:tcPr>
-          <w:p>
-            <w:pPr>
-              <w:pStyle w:val="a9"/>
-              <w:ind w:left="0"/>
-              <w:rPr>
-                <w:rFonts w:asciiTheme="minorEastAsia" w:hAnsiTheme="minorEastAsia"/>
-                <w:color w:val="000000" w:themeColor="text1"/>
-                <w:lang w:val="en-US"/>
-              </w:rPr>
-            </w:pPr>
-            <w:r>
-              <w:rPr>
-                <w:rFonts w:asciiTheme="minorEastAsia" w:hAnsiTheme="minorEastAsia"/>
-                <w:color w:val="000000" w:themeColor="text1"/>
-              </w:rPr>
-              <w:t>Transparency &amp; Communication</w:t>
-            </w:r>
-          </w:p>
-        </w:tc>
-        <w:tc>
-          <w:tcPr>
-            <w:tcW w:w="4195" w:type="dxa"/>
-          </w:tcPr>
-          <w:p>
-            <w:pPr>
-              <w:pStyle w:val="a9"/>
-              <w:ind w:left="0"/>
-              <w:rPr>
-                <w:rFonts w:asciiTheme="minorEastAsia" w:hAnsiTheme="minorEastAsia"/>
-                <w:color w:val="000000" w:themeColor="text1"/>
-                <w:lang w:val="en-US"/>
-              </w:rPr>
-            </w:pPr>
-            <w:r>
-              <w:rPr>
-                <w:rFonts w:ascii="Segoe UI" w:hAnsi="Segoe UI" w:cs="Segoe UI"/>
-                <w:color w:val="404040"/>
-                <w:sz w:val="23"/>
-                <w:szCs w:val="23"/>
-                <w:shd w:val="clear" w:color="auto" w:fill="FFFFFF"/>
-              </w:rPr>
-              <w:t xml:space="preserve">transparency, open communication, honesty, internal communications, clear messaging, openness, informed employees, updates, accountability, earnings calls, investor relations, </w:t>
-            </w:r>
-            <w:proofErr w:type="spellStart"/>
-            <w:r>
-              <w:rPr>
-                <w:rFonts w:ascii="Segoe UI" w:hAnsi="Segoe UI" w:cs="Segoe UI"/>
-                <w:color w:val="404040"/>
-                <w:sz w:val="23"/>
-                <w:szCs w:val="23"/>
-                <w:shd w:val="clear" w:color="auto" w:fill="FFFFFF"/>
-              </w:rPr>
-              <w:t>rumor</w:t>
-            </w:r>
-            <w:proofErr w:type="spellEnd"/>
-            <w:r>
-              <w:rPr>
-                <w:rFonts w:ascii="Segoe UI" w:hAnsi="Segoe UI" w:cs="Segoe UI"/>
-                <w:color w:val="404040"/>
-                <w:sz w:val="23"/>
-                <w:szCs w:val="23"/>
-                <w:shd w:val="clear" w:color="auto" w:fill="FFFFFF"/>
-              </w:rPr>
-              <w:t xml:space="preserve"> mill</w:t>
+              <w:t>transparency, open communication, honesty, internal communications, clear messaging, openness, informed employees, updates, accountability, earnings calls, investor relations, rumor mill</w:t>
             </w:r>
           </w:p>
         </w:tc>
@@ -6492,6 +6390,78 @@
     </w:p>
     <w:p>
       <w:r>
+        <w:t>R</w:t>
+      </w:r>
+      <w:r>
+        <w:rPr>
+          <w:rFonts w:hint="eastAsia"/>
+        </w:rPr>
+        <w:t>eview</w:t>
+      </w:r>
+      <w:r>
+        <w:t>ID, Pros &gt; Cons, then “Positive”</w:t>
+      </w:r>
+    </w:p>
+    <w:p>
+      <w:r>
+        <w:t>R</w:t>
+      </w:r>
+      <w:r>
+        <w:rPr>
+          <w:rFonts w:hint="eastAsia"/>
+        </w:rPr>
+        <w:t>eview</w:t>
+      </w:r>
+      <w:r>
+        <w:t xml:space="preserve">ID, Pros </w:t>
+      </w:r>
+      <w:r>
+        <w:t>&lt;</w:t>
+      </w:r>
+      <w:r>
+        <w:t xml:space="preserve"> Cons, then “</w:t>
+      </w:r>
+      <w:r>
+        <w:t>Negative</w:t>
+      </w:r>
+      <w:r>
+        <w:t>”</w:t>
+      </w:r>
+    </w:p>
+    <w:p>
+      <w:pPr>
+        <w:rPr>
+          <w:rFonts w:hint="eastAsia"/>
+        </w:rPr>
+      </w:pPr>
+      <w:r>
+        <w:t>R</w:t>
+      </w:r>
+      <w:r>
+        <w:rPr>
+          <w:rFonts w:hint="eastAsia"/>
+        </w:rPr>
+        <w:t>eview</w:t>
+      </w:r>
+      <w:r>
+        <w:t xml:space="preserve">ID, Pros </w:t>
+      </w:r>
+      <w:r>
+        <w:t>=</w:t>
+      </w:r>
+      <w:r>
+        <w:t xml:space="preserve"> Cons, then “</w:t>
+      </w:r>
+      <w:r>
+        <w:t>Neutral</w:t>
+      </w:r>
+      <w:r>
+        <w:t>”</w:t>
+      </w:r>
+    </w:p>
+    <w:p>
+      <w:r>
+        <w:lastRenderedPageBreak/>
         <w:t>该结果将记录在新增结构化字段</w:t>
       </w:r>
       <w:r>
@@ -6515,7 +6485,6 @@
           <w:bCs/>
           <w:highlight w:val="yellow"/>
         </w:rPr>
-        <w:lastRenderedPageBreak/>
         <w:t xml:space="preserve">2. </w:t>
       </w:r>
       <w:r>
@@ -6568,11 +6537,9 @@
       <w:r>
         <w:t>：按银行名称（</w:t>
       </w:r>
-      <w:proofErr w:type="spellStart"/>
       <w:r>
         <w:t>companyName</w:t>
       </w:r>
-      <w:proofErr w:type="spellEnd"/>
       <w:r>
         <w:t>）分组，计算整体</w:t>
       </w:r>
@@ -6635,11 +6602,9 @@
       <w:r>
         <w:t>：将</w:t>
       </w:r>
-      <w:proofErr w:type="spellStart"/>
       <w:r>
         <w:t>reviewDateTime</w:t>
       </w:r>
-      <w:proofErr w:type="spellEnd"/>
       <w:r>
         <w:t>转换为日期格式，观察季度</w:t>
       </w:r>
@@ -6746,11 +6711,9 @@
       <w:r>
         <w:t>：按岗位名称（</w:t>
       </w:r>
-      <w:proofErr w:type="spellStart"/>
       <w:r>
         <w:t>jobTitle</w:t>
       </w:r>
-      <w:proofErr w:type="spellEnd"/>
       <w:r>
         <w:t>）分组，统计点评数量，识别员工关注集中的技术岗位。</w:t>
       </w:r>
@@ -6825,11 +6788,9 @@
       <w:r>
         <w:t>：分析</w:t>
       </w:r>
-      <w:proofErr w:type="spellStart"/>
       <w:r>
         <w:t>isCurrentJob</w:t>
       </w:r>
-      <w:proofErr w:type="spellEnd"/>
       <w:r>
         <w:t>字段中</w:t>
       </w:r>
@@ -6857,11 +6818,9 @@
       <w:r>
         <w:t>：将</w:t>
       </w:r>
-      <w:proofErr w:type="spellStart"/>
       <w:r>
         <w:t>LengthOfEmployment</w:t>
       </w:r>
-      <w:proofErr w:type="spellEnd"/>
       <w:r>
         <w:t>进行分组，探讨员工工龄与其评分之间的关联关系。</w:t>
       </w:r>
@@ -6899,6 +6858,7 @@
         </w:numPr>
       </w:pPr>
       <w:r>
+        <w:lastRenderedPageBreak/>
         <w:t>地理分布可视化：利用</w:t>
       </w:r>
       <w:r>
@@ -7099,9 +7059,6 @@
     <w:p>
       <w:pPr>
         <w:pStyle w:val="af4"/>
-        <w:rPr>
-          <w:rFonts w:hint="eastAsia"/>
-        </w:rPr>
       </w:pPr>
       <w:r>
         <w:rPr>
@@ -7143,9 +7100,6 @@
     <w:p>
       <w:pPr>
         <w:pStyle w:val="af4"/>
-        <w:rPr>
-          <w:rFonts w:hint="eastAsia"/>
-        </w:rPr>
       </w:pPr>
       <w:r>
         <w:rPr>
@@ -7171,9 +7125,6 @@
     <w:p>
       <w:pPr>
         <w:pStyle w:val="af4"/>
-        <w:rPr>
-          <w:rFonts w:hint="eastAsia"/>
-        </w:rPr>
       </w:pPr>
     </w:p>
   </w:comment>
